--- a/交付_20260811_规划环境先验解耦/04_E7规划先验强度消融.docx
+++ b/交付_20260811_规划环境先验解耦/04_E7规划先验强度消融.docx
@@ -545,7 +545,14 @@
                 <w:b/>
                 <w:sz w:val="17"/>
               </w:rPr>
-              <w:t>仅目标表面</w:t>
+              <w:t>不提供额外非目标环境构件</w:t>
+            </w:r>
+            <w:r>
+              <w:rPr>
+                <w:rFonts w:ascii="SimSun" w:hAnsi="SimSun" w:eastAsia="SimSun"/>
+                <w:sz w:val="17"/>
+              </w:rPr>
+              <w:t>（目标表面与地面仍保留）</w:t>
             </w:r>
           </w:p>
         </w:tc>
@@ -3435,13 +3442,13 @@
           <w:rFonts w:ascii="SimSun" w:hAnsi="SimSun" w:eastAsia="SimSun"/>
           <w:b/>
         </w:rPr>
-        <w:t>`LEGACY → P100` 几乎无代价</w:t>
+        <w:t>`LEGACY → P100` 未检测到显著差异</w:t>
       </w:r>
       <w:r>
         <w:rPr>
           <w:rFonts w:ascii="SimSun" w:hAnsi="SimSun" w:eastAsia="SimSun"/>
         </w:rPr>
-        <w:t>（全部 p=1.0000）。把可通行空间由「完整模型栅格化」改为「观测驱动」，本身不损失性能。这一条单独成立很重要：它说明</w:t>
+        <w:t>（四项 p_holm 均为 1.0000）。把可通行空间由「完整模型栅格化」改为「观测驱动」，在当前实验条件下未检测到显著的性能下降。这一条单独成立很重要：它说明</w:t>
       </w:r>
       <w:r>
         <w:rPr>
@@ -4858,13 +4865,26 @@
           <w:rFonts w:ascii="SimSun" w:hAnsi="SimSun" w:eastAsia="SimSun"/>
           <w:b/>
         </w:rPr>
-        <w:t>这解释了 E3b 先前「恢复率增益不显著（p = 0.50）」这一结果</w:t>
+        <w:t>该结果与一种合理解释一致</w:t>
       </w:r>
       <w:r>
         <w:rPr>
           <w:rFonts w:ascii="SimSun" w:hAnsi="SimSun" w:eastAsia="SimSun"/>
         </w:rPr>
-        <w:t>：E3b 在完整环境先验下测量，那时现场几乎一切都已建模，在线更新只能捡到临时占位物，用武之地本就很小。不是机制无效，是那个测试条件把它的作用对象拿掉了。</w:t>
+        <w:t>：在完整环境先验条件下，可供在线环境更新纠正的未建模环境几何较少，因此其对最终恢复率的增益不易显现。由于 E3b 与 E7 在样本量（15 组 vs24 组）、目标集口径（旧 vs 新）与实验条件上并不完全相同，</w:t>
+      </w:r>
+      <w:r>
+        <w:rPr>
+          <w:rFonts w:ascii="SimSun" w:hAnsi="SimSun" w:eastAsia="SimSun"/>
+          <w:b/>
+        </w:rPr>
+        <w:t>本轮不据此改写 E3b 的原有结论</w:t>
+      </w:r>
+      <w:r>
+        <w:rPr>
+          <w:rFonts w:ascii="SimSun" w:hAnsi="SimSun" w:eastAsia="SimSun"/>
+        </w:rPr>
+        <w:t>，E3b 的 p = 0.50 原样保留。</w:t>
       </w:r>
     </w:p>
     <w:p>
@@ -5059,7 +5079,7 @@
                 <w:rFonts w:ascii="SimSun" w:hAnsi="SimSun" w:eastAsia="SimSun"/>
                 <w:sz w:val="17"/>
               </w:rPr>
-              <w:t>将移动可通行空间由完整模型改为观测驱动，未造成可测得的性能损失（LEGACY→P100 全部 p=1.0000）</w:t>
+              <w:t>将移动可通行空间由完整模型改为观测驱动，在当前实验条件下未检测到显著的性能下降（LEGACY→P100 四项 p_holm 均为 1.0000）</w:t>
             </w:r>
           </w:p>
         </w:tc>
@@ -5095,7 +5115,7 @@
                 <w:rFonts w:ascii="SimSun" w:hAnsi="SimSun" w:eastAsia="SimSun"/>
                 <w:sz w:val="17"/>
               </w:rPr>
-              <w:t>参考模型不描述任何非目标环境几何时，不开在线更新的资产恢复下降 0.096（p_holm=0.0075）；开了之后下降 0.027（p_holm=0.046）</w:t>
+              <w:t>参考模型不提供额外非目标环境构件几何先验时，不开在线更新的资产恢复下降 0.096（p_holm=0.0075）；开了之后下降 0.027（p_holm=0.046）</w:t>
             </w:r>
           </w:p>
         </w:tc>
@@ -5369,6 +5389,83 @@
           <w:rFonts w:ascii="SimSun" w:hAnsi="SimSun" w:eastAsia="SimSun"/>
         </w:rPr>
         <w:t>（竣工偏差）。本轮只调节环境先验，目标表面几何始终准确。</w:t>
+      </w:r>
+    </w:p>
+    <w:p>
+      <w:pPr>
+        <w:spacing w:after="40"/>
+        <w:ind w:left="640" w:hanging="280"/>
+      </w:pPr>
+      <w:r>
+        <w:rPr>
+          <w:rFonts w:ascii="SimSun" w:hAnsi="SimSun" w:eastAsia="SimSun"/>
+        </w:rPr>
+        <w:t xml:space="preserve">4. </w:t>
+      </w:r>
+      <w:r>
+        <w:rPr>
+          <w:rFonts w:ascii="SimSun" w:hAnsi="SimSun" w:eastAsia="SimSun"/>
+          <w:b/>
+        </w:rPr>
+        <w:t>本实验属于"已有初始扫描之后的补扫"，不是从零开始的自主探索。</w:t>
+      </w:r>
+      <w:r>
+        <w:rPr>
+          <w:rFonts w:ascii="SimSun" w:hAnsi="SimSun" w:eastAsia="SimSun"/>
+        </w:rPr>
+        <w:t xml:space="preserve"> 实测 P0 条件下</w:t>
+      </w:r>
+      <w:r>
+        <w:rPr>
+          <w:rFonts w:ascii="SimSun" w:hAnsi="SimSun" w:eastAsia="SimSun"/>
+          <w:b/>
+        </w:rPr>
+        <w:t>仅初始三站扫描之后</w:t>
+      </w:r>
+      <w:r>
+        <w:rPr>
+          <w:rFonts w:ascii="SimSun" w:hAnsi="SimSun" w:eastAsia="SimSun"/>
+        </w:rPr>
+        <w:t xml:space="preserve"> M_occ 已确认栅格比例即达 </w:t>
+      </w:r>
+      <w:r>
+        <w:rPr>
+          <w:rFonts w:ascii="SimSun" w:hAnsi="SimSun" w:eastAsia="SimSun"/>
+          <w:b/>
+        </w:rPr>
+        <w:t>0.893</w:t>
+      </w:r>
+      <w:r>
+        <w:rPr>
+          <w:rFonts w:ascii="SimSun" w:hAnsi="SimSun" w:eastAsia="SimSun"/>
+        </w:rPr>
+        <w:t>（12 个场景/种子组合，范围 0.814–0.950）</w:t>
+      </w:r>
+      <w:r>
+        <w:rPr>
+          <w:rFonts w:ascii="SimSun" w:hAnsi="SimSun" w:eastAsia="SimSun"/>
+          <w:b/>
+        </w:rPr>
+        <w:t>[A]</w:t>
+      </w:r>
+      <w:r>
+        <w:rPr>
+          <w:rFonts w:ascii="SimSun" w:hAnsi="SimSun" w:eastAsia="SimSun"/>
+        </w:rPr>
+        <w:t>，补扫过程再推到 0.949。因此本实验证明的是"在已有较丰富初始通行观测的补扫阶段不需要完整设计模型生成通行地图"，</w:t>
+      </w:r>
+      <w:r>
+        <w:rPr>
+          <w:rFonts w:ascii="SimSun" w:hAnsi="SimSun" w:eastAsia="SimSun"/>
+          <w:b/>
+        </w:rPr>
+        <w:t>不用于证明从近乎完全未知环境开始的自主探索能力</w:t>
+      </w:r>
+      <w:r>
+        <w:rPr>
+          <w:rFonts w:ascii="SimSun" w:hAnsi="SimSun" w:eastAsia="SimSun"/>
+        </w:rPr>
+        <w:t>。这与"本发明不解决完全无信息时如何选择第一站"一致。</w:t>
       </w:r>
     </w:p>
     <w:sectPr>
